--- a/testakten/arbeitsrecht-kuendigungsdrama-koerber-werk/12_bem_einladung_nichts_passiert.docx
+++ b/testakten/arbeitsrecht-kuendigungsdrama-koerber-werk/12_bem_einladung_nichts_passiert.docx
@@ -5,36 +5,48 @@
     <w:p>
       <w:pPr>
         <w:pStyle w:val="Heading1"/>
+        <w:spacing w:after="160" w:line="259" w:lineRule="auto"/>
       </w:pPr>
       <w:r>
         <w:rPr>
           <w:rFonts w:ascii="Times New Roman" w:hAnsi="Times New Roman"/>
+          <w:b/>
+          <w:sz w:val="28"/>
         </w:rPr>
         <w:t>BEM-Defizit — Schriftverkehr und Beurteilung</w:t>
       </w:r>
     </w:p>
     <w:p>
       <w:pPr>
+        <w:spacing w:line="259" w:lineRule="auto" w:after="60"/>
         <w:jc w:val="left"/>
       </w:pPr>
       <w:r>
         <w:t>Betriebliches Eingliederungsmanagement (BEM) nach § 167 Abs. 2 SGB IX. Dokumentation der fehlenden Einleitung des BEM-Verfahrens durch den Arbeitgeber.</w:t>
       </w:r>
     </w:p>
-    <w:p/>
+    <w:p>
+      <w:pPr>
+        <w:spacing w:line="259" w:lineRule="auto" w:after="60"/>
+      </w:pPr>
+    </w:p>
     <w:p>
       <w:pPr>
         <w:pStyle w:val="Heading2"/>
+        <w:spacing w:before="120" w:after="60" w:line="259" w:lineRule="auto"/>
       </w:pPr>
       <w:r>
         <w:rPr>
           <w:rFonts w:ascii="Times New Roman" w:hAnsi="Times New Roman"/>
+          <w:b/>
+          <w:sz w:val="22"/>
         </w:rPr>
         <w:t>1. Hintergrund: Voraussetzungen des BEM</w:t>
       </w:r>
     </w:p>
     <w:p>
       <w:pPr>
+        <w:spacing w:line="259" w:lineRule="auto" w:after="60"/>
         <w:jc w:val="left"/>
       </w:pPr>
       <w:r>
@@ -43,26 +55,35 @@
     </w:p>
     <w:p>
       <w:pPr>
+        <w:spacing w:line="259" w:lineRule="auto" w:after="60"/>
         <w:jc w:val="left"/>
       </w:pPr>
       <w:r>
         <w:t>Sinn und Zweck: Das BEM soll mit dem erkrankten Mitarbeiter gemeinsam klären, wie die Arbeitsunfähigkeit überwunden und weiterer Erkrankung vorgebeugt werden kann. Die Einleitung setzt eine Einladung des Arbeitgebers voraus; die Arbeitnehmerin kann zustimmen oder ablehnen.</w:t>
       </w:r>
     </w:p>
-    <w:p/>
+    <w:p>
+      <w:pPr>
+        <w:spacing w:line="259" w:lineRule="auto" w:after="60"/>
+      </w:pPr>
+    </w:p>
     <w:p>
       <w:pPr>
         <w:pStyle w:val="Heading2"/>
+        <w:spacing w:before="120" w:after="60" w:line="259" w:lineRule="auto"/>
       </w:pPr>
       <w:r>
         <w:rPr>
           <w:rFonts w:ascii="Times New Roman" w:hAnsi="Times New Roman"/>
+          <w:b/>
+          <w:sz w:val="22"/>
         </w:rPr>
         <w:t>2. Körbers Anfrage vom 29.07.2024 (E-Mail an Branitz)</w:t>
       </w:r>
     </w:p>
     <w:p>
       <w:pPr>
+        <w:spacing w:line="259" w:lineRule="auto" w:after="60"/>
         <w:jc w:val="left"/>
       </w:pPr>
       <w:r>
@@ -71,6 +92,7 @@
     </w:p>
     <w:p>
       <w:pPr>
+        <w:spacing w:line="259" w:lineRule="auto" w:after="60"/>
         <w:ind w:left="567"/>
       </w:pPr>
       <w:r>
@@ -82,11 +104,13 @@
     </w:p>
     <w:p>
       <w:pPr>
+        <w:spacing w:line="259" w:lineRule="auto" w:after="60"/>
         <w:ind w:left="567"/>
       </w:pPr>
     </w:p>
     <w:p>
       <w:pPr>
+        <w:spacing w:line="259" w:lineRule="auto" w:after="60"/>
         <w:ind w:left="567"/>
       </w:pPr>
       <w:r>
@@ -98,11 +122,13 @@
     </w:p>
     <w:p>
       <w:pPr>
+        <w:spacing w:line="259" w:lineRule="auto" w:after="60"/>
         <w:ind w:left="567"/>
       </w:pPr>
     </w:p>
     <w:p>
       <w:pPr>
+        <w:spacing w:line="259" w:lineRule="auto" w:after="60"/>
         <w:ind w:left="567"/>
       </w:pPr>
       <w:r>
@@ -114,11 +140,13 @@
     </w:p>
     <w:p>
       <w:pPr>
+        <w:spacing w:line="259" w:lineRule="auto" w:after="60"/>
         <w:ind w:left="567"/>
       </w:pPr>
     </w:p>
     <w:p>
       <w:pPr>
+        <w:spacing w:line="259" w:lineRule="auto" w:after="60"/>
         <w:ind w:left="567"/>
       </w:pPr>
       <w:r>
@@ -130,11 +158,13 @@
     </w:p>
     <w:p>
       <w:pPr>
+        <w:spacing w:line="259" w:lineRule="auto" w:after="60"/>
         <w:ind w:left="567"/>
       </w:pPr>
     </w:p>
     <w:p>
       <w:pPr>
+        <w:spacing w:line="259" w:lineRule="auto" w:after="60"/>
         <w:ind w:left="567"/>
       </w:pPr>
       <w:r>
@@ -146,6 +176,7 @@
     </w:p>
     <w:p>
       <w:pPr>
+        <w:spacing w:line="259" w:lineRule="auto" w:after="60"/>
         <w:ind w:left="567"/>
       </w:pPr>
       <w:r>
@@ -155,10 +186,15 @@
         <w:t>Dr. Annika Körber</w:t>
       </w:r>
     </w:p>
-    <w:p/>
+    <w:p>
+      <w:pPr>
+        <w:spacing w:line="259" w:lineRule="auto" w:after="60"/>
+      </w:pPr>
+    </w:p>
     <w:p>
       <w:pPr>
         <w:pStyle w:val="Heading2"/>
+        <w:spacing w:line="259" w:lineRule="auto" w:after="60"/>
       </w:pPr>
       <w:r>
         <w:rPr>
@@ -169,6 +205,7 @@
     </w:p>
     <w:p>
       <w:pPr>
+        <w:spacing w:line="259" w:lineRule="auto" w:after="60"/>
         <w:jc w:val="left"/>
       </w:pPr>
       <w:r>
@@ -177,6 +214,7 @@
     </w:p>
     <w:p>
       <w:pPr>
+        <w:spacing w:line="259" w:lineRule="auto" w:after="60"/>
         <w:ind w:left="567"/>
       </w:pPr>
       <w:r>
@@ -188,11 +226,13 @@
     </w:p>
     <w:p>
       <w:pPr>
+        <w:spacing w:line="259" w:lineRule="auto" w:after="60"/>
         <w:ind w:left="567"/>
       </w:pPr>
     </w:p>
     <w:p>
       <w:pPr>
+        <w:spacing w:line="259" w:lineRule="auto" w:after="60"/>
         <w:ind w:left="567"/>
       </w:pPr>
       <w:r>
@@ -204,11 +244,13 @@
     </w:p>
     <w:p>
       <w:pPr>
+        <w:spacing w:line="259" w:lineRule="auto" w:after="60"/>
         <w:ind w:left="567"/>
       </w:pPr>
     </w:p>
     <w:p>
       <w:pPr>
+        <w:spacing w:line="259" w:lineRule="auto" w:after="60"/>
         <w:ind w:left="567"/>
       </w:pPr>
       <w:r>
@@ -220,11 +262,13 @@
     </w:p>
     <w:p>
       <w:pPr>
+        <w:spacing w:line="259" w:lineRule="auto" w:after="60"/>
         <w:ind w:left="567"/>
       </w:pPr>
     </w:p>
     <w:p>
       <w:pPr>
+        <w:spacing w:line="259" w:lineRule="auto" w:after="60"/>
         <w:ind w:left="567"/>
       </w:pPr>
       <w:r>
@@ -236,6 +280,7 @@
     </w:p>
     <w:p>
       <w:pPr>
+        <w:spacing w:line="259" w:lineRule="auto" w:after="60"/>
         <w:ind w:left="567"/>
       </w:pPr>
       <w:r>
@@ -247,16 +292,22 @@
     </w:p>
     <w:p>
       <w:pPr>
+        <w:spacing w:line="259" w:lineRule="auto" w:after="60"/>
         <w:jc w:val="left"/>
       </w:pPr>
       <w:r>
         <w:t>Diese Antwort enthält keine BEM-Einladung. Branitz hat ausdrücklich keine Initiative zur Einleitung des Verfahrens ergriffen. Die Formulierung „werden die Situation beobachten" ist kein Angebot im Sinne von § 167 Abs. 2 SGB IX.</w:t>
       </w:r>
     </w:p>
-    <w:p/>
+    <w:p>
+      <w:pPr>
+        <w:spacing w:line="259" w:lineRule="auto" w:after="60"/>
+      </w:pPr>
+    </w:p>
     <w:p>
       <w:pPr>
         <w:pStyle w:val="Heading2"/>
+        <w:spacing w:line="259" w:lineRule="auto" w:after="60"/>
       </w:pPr>
       <w:r>
         <w:rPr>
@@ -267,16 +318,22 @@
     </w:p>
     <w:p>
       <w:pPr>
+        <w:spacing w:line="259" w:lineRule="auto" w:after="60"/>
         <w:jc w:val="left"/>
       </w:pPr>
       <w:r>
         <w:t>Nach der zweiten, dritten, vierten und fünften AU-Phase kam keine BEM-Einladung. Körber hat keine weiteren Anfragen gestellt (nach Auskunft Körbers hatte sie Angst, weiteren Druck auszulösen). Der Betriebsrat wurde nach Körbers Angaben auch nicht in ein BEM-Verfahren einbezogen.</w:t>
       </w:r>
     </w:p>
-    <w:p/>
+    <w:p>
+      <w:pPr>
+        <w:spacing w:line="259" w:lineRule="auto" w:after="60"/>
+      </w:pPr>
+    </w:p>
     <w:p>
       <w:pPr>
         <w:pStyle w:val="Heading2"/>
+        <w:spacing w:line="259" w:lineRule="auto" w:after="60"/>
       </w:pPr>
       <w:r>
         <w:rPr>
@@ -288,6 +345,7 @@
     <w:p>
       <w:pPr>
         <w:pStyle w:val="Heading3"/>
+        <w:spacing w:line="259" w:lineRule="auto" w:after="60"/>
       </w:pPr>
       <w:r>
         <w:rPr>
@@ -298,6 +356,7 @@
     </w:p>
     <w:p>
       <w:pPr>
+        <w:spacing w:line="259" w:lineRule="auto" w:after="60"/>
         <w:jc w:val="left"/>
       </w:pPr>
       <w:r>
@@ -306,6 +365,7 @@
     </w:p>
     <w:p>
       <w:pPr>
+        <w:spacing w:line="259" w:lineRule="auto" w:after="60"/>
         <w:jc w:val="left"/>
       </w:pPr>
       <w:r>
@@ -315,6 +375,7 @@
     <w:p>
       <w:pPr>
         <w:pStyle w:val="ListBullet"/>
+        <w:spacing w:line="259" w:lineRule="auto" w:after="60"/>
       </w:pPr>
       <w:r>
         <w:t>Körbers Gesundheitszustand ist nach aktueller Auskunft behandelbar und stabilisiert (Therapeutin Jäkel bestätigt laut Körber gute Prognose).</w:t>
@@ -323,6 +384,7 @@
     <w:p>
       <w:pPr>
         <w:pStyle w:val="ListBullet"/>
+        <w:spacing w:line="259" w:lineRule="auto" w:after="60"/>
       </w:pPr>
       <w:r>
         <w:t>Die Standortschließung war im Juli 2024 noch nicht bekannt; zu diesem Zeitpunkt hätte ein BEM durchaus Sinn gemacht.</w:t>
@@ -331,6 +393,7 @@
     <w:p>
       <w:pPr>
         <w:pStyle w:val="ListBullet"/>
+        <w:spacing w:line="259" w:lineRule="auto" w:after="60"/>
       </w:pPr>
       <w:r>
         <w:t>Eine Weiterbeschäftigung in einer anderen Funktion (Senior Advisor, Konzerntätigkeit) wäre denkbar gewesen.</w:t>
@@ -339,6 +402,7 @@
     <w:p>
       <w:pPr>
         <w:pStyle w:val="Heading3"/>
+        <w:spacing w:line="259" w:lineRule="auto" w:after="60"/>
       </w:pPr>
       <w:r>
         <w:rPr>
@@ -349,6 +413,7 @@
     </w:p>
     <w:p>
       <w:pPr>
+        <w:spacing w:line="259" w:lineRule="auto" w:after="60"/>
         <w:jc w:val="left"/>
       </w:pPr>
       <w:r>
@@ -358,6 +423,7 @@
     <w:p>
       <w:pPr>
         <w:pStyle w:val="Heading3"/>
+        <w:spacing w:line="259" w:lineRule="auto" w:after="60"/>
       </w:pPr>
       <w:r>
         <w:rPr>
@@ -368,6 +434,7 @@
     </w:p>
     <w:p>
       <w:pPr>
+        <w:spacing w:line="259" w:lineRule="auto" w:after="60"/>
         <w:jc w:val="left"/>
       </w:pPr>
       <w:r>
@@ -376,6 +443,7 @@
     </w:p>
     <w:p>
       <w:pPr>
+        <w:spacing w:line="259" w:lineRule="auto" w:after="60"/>
         <w:jc w:val="left"/>
       </w:pPr>
       <w:r>
@@ -386,13 +454,58 @@
       </w:r>
     </w:p>
     <w:sectPr>
+      <w:headerReference w:type="default" r:id="rId9"/>
+      <w:footerReference w:type="default" r:id="rId10"/>
       <w:pgSz w:w="11906" w:h="16838"/>
-      <w:pgMar w:top="1417" w:right="1417" w:bottom="1417" w:left="1417" w:header="720" w:footer="720" w:gutter="0"/>
+      <w:pgMar w:top="1191" w:right="1247" w:bottom="1134" w:left="1361" w:header="720" w:footer="720" w:gutter="0"/>
       <w:cols w:space="720"/>
       <w:docGrid w:linePitch="360"/>
     </w:sectPr>
   </w:body>
 </w:document>
+</file>
+
+<file path=word/footer1.xml><?xml version="1.0" encoding="utf-8"?>
+<w:ftr xmlns:m="http://schemas.openxmlformats.org/officeDocument/2006/math" xmlns:mc="http://schemas.openxmlformats.org/markup-compatibility/2006" xmlns:mo="http://schemas.microsoft.com/office/mac/office/2008/main" xmlns:mv="urn:schemas-microsoft-com:mac:vml" xmlns:o="urn:schemas-microsoft-com:office:office" xmlns:r="http://schemas.openxmlformats.org/officeDocument/2006/relationships" xmlns:v="urn:schemas-microsoft-com:vml" xmlns:w10="urn:schemas-microsoft-com:office:word" xmlns:w14="http://schemas.microsoft.com/office/word/2010/wordml" xmlns:w="http://schemas.openxmlformats.org/wordprocessingml/2006/main" xmlns:wne="http://schemas.microsoft.com/office/word/2006/wordml" xmlns:wp14="http://schemas.microsoft.com/office/word/2010/wordprocessingDrawing" xmlns:wp="http://schemas.openxmlformats.org/drawingml/2006/wordprocessingDrawing" xmlns:wpc="http://schemas.microsoft.com/office/word/2010/wordprocessingCanvas" xmlns:wpg="http://schemas.microsoft.com/office/word/2010/wordprocessingGroup" xmlns:wpi="http://schemas.microsoft.com/office/word/2010/wordprocessingInk" xmlns:wps="http://schemas.microsoft.com/office/word/2010/wordprocessingShape" mc:Ignorable="w14 wp14">
+  <w:p>
+    <w:pPr>
+      <w:pStyle w:val="Footer"/>
+      <w:jc w:val="left"/>
+    </w:pPr>
+    <w:r/>
+    <w:r>
+      <w:rPr>
+        <w:rFonts w:ascii="Times New Roman" w:hAnsi="Times New Roman"/>
+        <w:b w:val="0"/>
+        <w:color w:val="777777"/>
+        <w:sz w:val="17"/>
+      </w:rPr>
+      <w:t>Vertraulich | Bearbeitungsstand Juli 2026 | nur zur Aktenbearbeitung</w:t>
+    </w:r>
+  </w:p>
+</w:ftr>
+</file>
+
+<file path=word/header1.xml><?xml version="1.0" encoding="utf-8"?>
+<w:hdr xmlns:m="http://schemas.openxmlformats.org/officeDocument/2006/math" xmlns:mc="http://schemas.openxmlformats.org/markup-compatibility/2006" xmlns:mo="http://schemas.microsoft.com/office/mac/office/2008/main" xmlns:mv="urn:schemas-microsoft-com:mac:vml" xmlns:o="urn:schemas-microsoft-com:office:office" xmlns:r="http://schemas.openxmlformats.org/officeDocument/2006/relationships" xmlns:v="urn:schemas-microsoft-com:vml" xmlns:w10="urn:schemas-microsoft-com:office:word" xmlns:w14="http://schemas.microsoft.com/office/word/2010/wordml" xmlns:w="http://schemas.openxmlformats.org/wordprocessingml/2006/main" xmlns:wne="http://schemas.microsoft.com/office/word/2006/wordml" xmlns:wp14="http://schemas.microsoft.com/office/word/2010/wordprocessingDrawing" xmlns:wp="http://schemas.openxmlformats.org/drawingml/2006/wordprocessingDrawing" xmlns:wpc="http://schemas.microsoft.com/office/word/2010/wordprocessingCanvas" xmlns:wpg="http://schemas.microsoft.com/office/word/2010/wordprocessingGroup" xmlns:wpi="http://schemas.microsoft.com/office/word/2010/wordprocessingInk" xmlns:wps="http://schemas.microsoft.com/office/word/2010/wordprocessingShape" mc:Ignorable="w14 wp14">
+  <w:p>
+    <w:pPr>
+      <w:pStyle w:val="Header"/>
+      <w:jc w:val="left"/>
+    </w:pPr>
+    <w:r/>
+    <w:r>
+      <w:rPr>
+        <w:rFonts w:ascii="Times New Roman" w:hAnsi="Times New Roman"/>
+        <w:b w:val="0"/>
+        <w:i w:val="0"/>
+        <w:color w:val="666666"/>
+        <w:sz w:val="17"/>
+      </w:rPr>
+      <w:t>Klotzkette Rechtsanwaltsgesellschaft mbH | Arbeitsrechtliche Mandatsakte | Bearbeitungsstand Juli 2026</w:t>
+    </w:r>
+  </w:p>
+</w:hdr>
 </file>
 
 <file path=word/numbering.xml><?xml version="1.0" encoding="utf-8"?>
@@ -1109,11 +1222,12 @@
       <w:contextualSpacing/>
     </w:pPr>
     <w:rPr>
-      <w:rFonts w:asciiTheme="majorHAnsi" w:eastAsiaTheme="majorEastAsia" w:hAnsiTheme="majorHAnsi" w:cstheme="majorBidi"/>
+      <w:rFonts w:asciiTheme="majorHAnsi" w:eastAsiaTheme="majorEastAsia" w:hAnsiTheme="majorHAnsi" w:cstheme="majorBidi" w:ascii="Times New Roman" w:hAnsi="Times New Roman"/>
+      <w:b/>
       <w:color w:val="17365D" w:themeColor="text2" w:themeShade="BF"/>
       <w:spacing w:val="5"/>
       <w:kern w:val="28"/>
-      <w:sz w:val="52"/>
+      <w:sz w:val="30"/>
       <w:szCs w:val="52"/>
     </w:rPr>
   </w:style>
